--- a/a revisar/Politica_de_Privacidade_Campfire_Tradutor.docx
+++ b/a revisar/Politica_de_Privacidade_Campfire_Tradutor.docx
@@ -64,7 +64,7 @@
           <w:sz w:val="22"/>
           <w:szCs w:val="22"/>
         </w:rPr>
-        <w:t xml:space="preserve">Esta Política de Privacidade descreve como o Campfire Tradutor ("o Aplicativo"), desenvolvido por Caio Fabiano da Silva Costa, pessoa física ("nós"), trata dados ao ser usado nas versões desktop (Windows) e mobile (Android). Esta Política trata especificamente de dados; o uso do serviço em si é regido pelos Termos de Uso e a licença do software pelo EULA.</w:t>
+        <w:t xml:space="preserve">Esta Política de Privacidade descreve como o Campfire Tradutor ("o Aplicativo"), desenvolvido por Caio Fabiano da Silva Costa, pessoa física, atuando sob a marca "AlienRaccoon Entertainment" ("nós"), trata dados ao ser usado nas versões desktop (Windows) e mobile (Android). Esta Política trata especificamente de dados; o uso do serviço em si é regido pelos Termos de Uso e a licença do software pelo EULA.</w:t>
       </w:r>
     </w:p>
     <w:p>
